--- a/cuet_routine_template_blank.docx
+++ b/cuet_routine_template_blank.docx
@@ -87,14 +87,11 @@
             <w:vAlign w:val="center"/>
           </w:tcPr>
           <w:p>
-            <w:pPr>
-              <w:jc w:val="center"/>
-            </w:pPr>
-            <w:r>
-              <w:rPr>
+            <w:r>
+              <w:rPr>
+                <w:rFonts w:ascii="Calibri" w:hAnsi="Calibri"/>
                 <w:b/>
-                <w:sz w:val="18"/>
-                <w:color w:val="1A365D"/>
+                <w:sz w:val="16"/>
               </w:rPr>
               <w:t>Day / Time</w:t>
             </w:r>
@@ -107,29 +104,15 @@
             <w:vAlign w:val="center"/>
           </w:tcPr>
           <w:p>
-            <w:pPr>
-              <w:jc w:val="center"/>
-              <w:spacing w:after="20"/>
-            </w:pPr>
-            <w:r>
-              <w:rPr>
+            <w:r>
+              <w:rPr>
+                <w:rFonts w:ascii="Calibri" w:hAnsi="Calibri"/>
                 <w:b/>
-                <w:sz w:val="15"/>
-                <w:color w:val="1A365D"/>
-              </w:rPr>
-              <w:t>08:30 - 09:20</w:t>
-            </w:r>
-          </w:p>
-          <w:p>
-            <w:pPr>
-              <w:jc w:val="center"/>
-            </w:pPr>
-            <w:r>
-              <w:rPr>
-                <w:sz w:val="13"/>
-                <w:color w:val="718096"/>
-              </w:rPr>
-              <w:t>Period 1</w:t>
+                <w:sz w:val="16"/>
+              </w:rPr>
+              <w:t>08:30 - 09:00</w:t>
+              <w:br/>
+              <w:t>CT</w:t>
             </w:r>
           </w:p>
         </w:tc>
@@ -140,29 +123,15 @@
             <w:vAlign w:val="center"/>
           </w:tcPr>
           <w:p>
-            <w:pPr>
-              <w:jc w:val="center"/>
-              <w:spacing w:after="20"/>
-            </w:pPr>
-            <w:r>
-              <w:rPr>
+            <w:r>
+              <w:rPr>
+                <w:rFonts w:ascii="Calibri" w:hAnsi="Calibri"/>
                 <w:b/>
-                <w:sz w:val="15"/>
-                <w:color w:val="1A365D"/>
-              </w:rPr>
-              <w:t>09:20 - 10:10</w:t>
-            </w:r>
-          </w:p>
-          <w:p>
-            <w:pPr>
-              <w:jc w:val="center"/>
-            </w:pPr>
-            <w:r>
-              <w:rPr>
-                <w:sz w:val="13"/>
-                <w:color w:val="718096"/>
-              </w:rPr>
-              <w:t>Period 2</w:t>
+                <w:sz w:val="16"/>
+              </w:rPr>
+              <w:t>09:00 - 09:50</w:t>
+              <w:br/>
+              <w:t>Class 1</w:t>
             </w:r>
           </w:p>
         </w:tc>
@@ -173,62 +142,34 @@
             <w:vAlign w:val="center"/>
           </w:tcPr>
           <w:p>
-            <w:pPr>
-              <w:jc w:val="center"/>
-              <w:spacing w:after="20"/>
-            </w:pPr>
-            <w:r>
-              <w:rPr>
+            <w:r>
+              <w:rPr>
+                <w:rFonts w:ascii="Calibri" w:hAnsi="Calibri"/>
                 <w:b/>
-                <w:sz w:val="15"/>
-                <w:color w:val="1A365D"/>
-              </w:rPr>
-              <w:t>10:10 - 11:00</w:t>
-            </w:r>
-          </w:p>
-          <w:p>
-            <w:pPr>
-              <w:jc w:val="center"/>
-            </w:pPr>
-            <w:r>
-              <w:rPr>
-                <w:sz w:val="13"/>
-                <w:color w:val="718096"/>
-              </w:rPr>
-              <w:t>Period 3</w:t>
+                <w:sz w:val="16"/>
+              </w:rPr>
+              <w:t>09:50 - 10:40</w:t>
+              <w:br/>
+              <w:t>Class 2</w:t>
             </w:r>
           </w:p>
         </w:tc>
         <w:tc>
           <w:tcPr>
             <w:tcW w:w="1200" w:type="dxa"/>
-            <w:shd w:val="clear" w:color="auto" w:fill="FEFCBF"/>
-            <w:vAlign w:val="center"/>
-          </w:tcPr>
-          <w:p>
-            <w:pPr>
-              <w:jc w:val="center"/>
-              <w:spacing w:after="20"/>
-            </w:pPr>
-            <w:r>
-              <w:rPr>
+            <w:shd w:val="clear" w:color="auto" w:fill="EDF2F7"/>
+            <w:vAlign w:val="center"/>
+          </w:tcPr>
+          <w:p>
+            <w:r>
+              <w:rPr>
+                <w:rFonts w:ascii="Calibri" w:hAnsi="Calibri"/>
                 <w:b/>
-                <w:sz w:val="15"/>
-                <w:color w:val="1A365D"/>
-              </w:rPr>
-              <w:t>11:00 - 11:15</w:t>
-            </w:r>
-          </w:p>
-          <w:p>
-            <w:pPr>
-              <w:jc w:val="center"/>
-            </w:pPr>
-            <w:r>
-              <w:rPr>
-                <w:sz w:val="13"/>
-                <w:color w:val="718096"/>
-              </w:rPr>
-              <w:t>Tea Break</w:t>
+                <w:sz w:val="16"/>
+              </w:rPr>
+              <w:t>10:40 - 11:00</w:t>
+              <w:br/>
+              <w:t>Break</w:t>
             </w:r>
           </w:p>
         </w:tc>
@@ -239,29 +180,15 @@
             <w:vAlign w:val="center"/>
           </w:tcPr>
           <w:p>
-            <w:pPr>
-              <w:jc w:val="center"/>
-              <w:spacing w:after="20"/>
-            </w:pPr>
-            <w:r>
-              <w:rPr>
+            <w:r>
+              <w:rPr>
+                <w:rFonts w:ascii="Calibri" w:hAnsi="Calibri"/>
                 <w:b/>
-                <w:sz w:val="15"/>
-                <w:color w:val="1A365D"/>
-              </w:rPr>
-              <w:t>11:15 - 12:05</w:t>
-            </w:r>
-          </w:p>
-          <w:p>
-            <w:pPr>
-              <w:jc w:val="center"/>
-            </w:pPr>
-            <w:r>
-              <w:rPr>
-                <w:sz w:val="13"/>
-                <w:color w:val="718096"/>
-              </w:rPr>
-              <w:t>Period 4</w:t>
+                <w:sz w:val="16"/>
+              </w:rPr>
+              <w:t>11:00 - 11:50</w:t>
+              <w:br/>
+              <w:t>Class 3</w:t>
             </w:r>
           </w:p>
         </w:tc>
@@ -272,62 +199,34 @@
             <w:vAlign w:val="center"/>
           </w:tcPr>
           <w:p>
-            <w:pPr>
-              <w:jc w:val="center"/>
-              <w:spacing w:after="20"/>
-            </w:pPr>
-            <w:r>
-              <w:rPr>
+            <w:r>
+              <w:rPr>
+                <w:rFonts w:ascii="Calibri" w:hAnsi="Calibri"/>
                 <w:b/>
-                <w:sz w:val="15"/>
-                <w:color w:val="1A365D"/>
-              </w:rPr>
-              <w:t>12:05 - 12:55</w:t>
-            </w:r>
-          </w:p>
-          <w:p>
-            <w:pPr>
-              <w:jc w:val="center"/>
-            </w:pPr>
-            <w:r>
-              <w:rPr>
-                <w:sz w:val="13"/>
-                <w:color w:val="718096"/>
-              </w:rPr>
-              <w:t>Period 5</w:t>
+                <w:sz w:val="16"/>
+              </w:rPr>
+              <w:t>11:50 - 12:40</w:t>
+              <w:br/>
+              <w:t>Class 4</w:t>
             </w:r>
           </w:p>
         </w:tc>
         <w:tc>
           <w:tcPr>
             <w:tcW w:w="1600" w:type="dxa"/>
-            <w:shd w:val="clear" w:color="auto" w:fill="FEFCBF"/>
-            <w:vAlign w:val="center"/>
-          </w:tcPr>
-          <w:p>
-            <w:pPr>
-              <w:jc w:val="center"/>
-              <w:spacing w:after="20"/>
-            </w:pPr>
-            <w:r>
-              <w:rPr>
+            <w:shd w:val="clear" w:color="auto" w:fill="EDF2F7"/>
+            <w:vAlign w:val="center"/>
+          </w:tcPr>
+          <w:p>
+            <w:r>
+              <w:rPr>
+                <w:rFonts w:ascii="Calibri" w:hAnsi="Calibri"/>
                 <w:b/>
-                <w:sz w:val="15"/>
-                <w:color w:val="1A365D"/>
-              </w:rPr>
-              <w:t>12:55 - 01:45</w:t>
-            </w:r>
-          </w:p>
-          <w:p>
-            <w:pPr>
-              <w:jc w:val="center"/>
-            </w:pPr>
-            <w:r>
-              <w:rPr>
-                <w:sz w:val="13"/>
-                <w:color w:val="718096"/>
-              </w:rPr>
-              <w:t>Lunch &amp; Prayer</w:t>
+                <w:sz w:val="16"/>
+              </w:rPr>
+              <w:t>12:40 - 14:30</w:t>
+              <w:br/>
+              <w:t>Lunch / prayer</w:t>
             </w:r>
           </w:p>
         </w:tc>
@@ -338,29 +237,15 @@
             <w:vAlign w:val="center"/>
           </w:tcPr>
           <w:p>
-            <w:pPr>
-              <w:jc w:val="center"/>
-              <w:spacing w:after="20"/>
-            </w:pPr>
-            <w:r>
-              <w:rPr>
+            <w:r>
+              <w:rPr>
+                <w:rFonts w:ascii="Calibri" w:hAnsi="Calibri"/>
                 <w:b/>
-                <w:sz w:val="15"/>
-                <w:color w:val="1A365D"/>
-              </w:rPr>
-              <w:t>01:45 - 02:35</w:t>
-            </w:r>
-          </w:p>
-          <w:p>
-            <w:pPr>
-              <w:jc w:val="center"/>
-            </w:pPr>
-            <w:r>
-              <w:rPr>
-                <w:sz w:val="13"/>
-                <w:color w:val="718096"/>
-              </w:rPr>
-              <w:t>Period 6</w:t>
+                <w:sz w:val="16"/>
+              </w:rPr>
+              <w:t>14:30 - 16:00</w:t>
+              <w:br/>
+              <w:t>Lab</w:t>
             </w:r>
           </w:p>
         </w:tc>
@@ -371,29 +256,15 @@
             <w:vAlign w:val="center"/>
           </w:tcPr>
           <w:p>
-            <w:pPr>
-              <w:jc w:val="center"/>
-              <w:spacing w:after="20"/>
-            </w:pPr>
-            <w:r>
-              <w:rPr>
+            <w:r>
+              <w:rPr>
+                <w:rFonts w:ascii="Calibri" w:hAnsi="Calibri"/>
                 <w:b/>
-                <w:sz w:val="15"/>
-                <w:color w:val="1A365D"/>
-              </w:rPr>
-              <w:t>02:35 - 05:00</w:t>
-            </w:r>
-          </w:p>
-          <w:p>
-            <w:pPr>
-              <w:jc w:val="center"/>
-            </w:pPr>
-            <w:r>
-              <w:rPr>
-                <w:sz w:val="13"/>
-                <w:color w:val="718096"/>
-              </w:rPr>
-              <w:t>Lab / Sessional</w:t>
+                <w:sz w:val="16"/>
+              </w:rPr>
+              <w:t>16:00 - 17:00</w:t>
+              <w:br/>
+              <w:t>Lab extension</w:t>
             </w:r>
           </w:p>
         </w:tc>
@@ -403,172 +274,145 @@
         <w:tc>
           <w:tcPr>
             <w:tcW w:w="1400" w:type="dxa"/>
-            <w:shd w:val="clear" w:color="auto" w:fill="F7FAFC"/>
-            <w:vAlign w:val="center"/>
-          </w:tcPr>
-          <w:p>
-            <w:pPr>
-              <w:jc w:val="center"/>
-            </w:pPr>
-            <w:r>
-              <w:rPr>
+            <w:shd w:val="clear" w:color="auto" w:fill="FFFFFF"/>
+            <w:vAlign w:val="center"/>
+          </w:tcPr>
+          <w:p>
+            <w:r>
+              <w:rPr>
+                <w:rFonts w:ascii="Calibri" w:hAnsi="Calibri"/>
                 <w:b/>
-                <w:sz w:val="18"/>
-                <w:color w:val="2D3748"/>
-              </w:rPr>
-              <w:t>Sun</w:t>
-            </w:r>
-          </w:p>
-        </w:tc>
-        <w:tc>
-          <w:tcPr>
-            <w:tcW w:w="1533" w:type="dxa"/>
-            <w:shd w:val="clear" w:color="auto" w:fill="FFFFFF"/>
-            <w:vAlign w:val="center"/>
-          </w:tcPr>
-          <w:p>
-            <w:pPr>
-              <w:jc w:val="center"/>
-            </w:pPr>
-            <w:r>
-              <w:rPr>
-                <w:sz w:val="15"/>
-                <w:color w:val="CBD5E0"/>
-              </w:rPr>
-              <w:t/>
-            </w:r>
-          </w:p>
-        </w:tc>
-        <w:tc>
-          <w:tcPr>
-            <w:tcW w:w="1533" w:type="dxa"/>
-            <w:shd w:val="clear" w:color="auto" w:fill="FFFFFF"/>
-            <w:vAlign w:val="center"/>
-          </w:tcPr>
-          <w:p>
-            <w:pPr>
-              <w:jc w:val="center"/>
-            </w:pPr>
-            <w:r>
-              <w:rPr>
-                <w:sz w:val="15"/>
-                <w:color w:val="CBD5E0"/>
-              </w:rPr>
-              <w:t/>
-            </w:r>
-          </w:p>
-        </w:tc>
-        <w:tc>
-          <w:tcPr>
-            <w:tcW w:w="1533" w:type="dxa"/>
-            <w:shd w:val="clear" w:color="auto" w:fill="FFFFFF"/>
-            <w:vAlign w:val="center"/>
-          </w:tcPr>
-          <w:p>
-            <w:pPr>
-              <w:jc w:val="center"/>
-            </w:pPr>
-            <w:r>
-              <w:rPr>
-                <w:sz w:val="15"/>
-                <w:color w:val="CBD5E0"/>
-              </w:rPr>
-              <w:t/>
+                <w:sz w:val="20"/>
+              </w:rPr>
+              <w:t>Sunday</w:t>
+            </w:r>
+          </w:p>
+        </w:tc>
+        <w:tc>
+          <w:tcPr>
+            <w:tcW w:w="1533" w:type="dxa"/>
+            <w:shd w:val="clear" w:color="auto" w:fill="FFFFFF"/>
+            <w:vAlign w:val="center"/>
+          </w:tcPr>
+          <w:p>
+            <w:r>
+              <w:rPr>
+                <w:rFonts w:ascii="Calibri" w:hAnsi="Calibri"/>
+                <w:b w:val="0"/>
+                <w:sz w:val="20"/>
+              </w:rPr>
+            </w:r>
+          </w:p>
+        </w:tc>
+        <w:tc>
+          <w:tcPr>
+            <w:tcW w:w="1533" w:type="dxa"/>
+            <w:shd w:val="clear" w:color="auto" w:fill="FFFFFF"/>
+            <w:vAlign w:val="center"/>
+          </w:tcPr>
+          <w:p>
+            <w:r>
+              <w:rPr>
+                <w:rFonts w:ascii="Calibri" w:hAnsi="Calibri"/>
+                <w:b w:val="0"/>
+                <w:sz w:val="20"/>
+              </w:rPr>
+            </w:r>
+          </w:p>
+        </w:tc>
+        <w:tc>
+          <w:tcPr>
+            <w:tcW w:w="1533" w:type="dxa"/>
+            <w:shd w:val="clear" w:color="auto" w:fill="FFFFFF"/>
+            <w:vAlign w:val="center"/>
+          </w:tcPr>
+          <w:p>
+            <w:r>
+              <w:rPr>
+                <w:rFonts w:ascii="Calibri" w:hAnsi="Calibri"/>
+                <w:b w:val="0"/>
+                <w:sz w:val="20"/>
+              </w:rPr>
             </w:r>
           </w:p>
         </w:tc>
         <w:tc>
           <w:tcPr>
             <w:tcW w:w="1200" w:type="dxa"/>
-            <w:shd w:val="clear" w:color="auto" w:fill="FFFFF0"/>
-            <w:vAlign w:val="center"/>
-          </w:tcPr>
-          <w:p>
-            <w:pPr>
-              <w:jc w:val="center"/>
-            </w:pPr>
-            <w:r>
-              <w:rPr>
-                <w:sz w:val="15"/>
-                <w:color w:val="A0AEC0"/>
-              </w:rPr>
-              <w:t>Tea Break</w:t>
-            </w:r>
-          </w:p>
-        </w:tc>
-        <w:tc>
-          <w:tcPr>
-            <w:tcW w:w="1533" w:type="dxa"/>
-            <w:shd w:val="clear" w:color="auto" w:fill="FFFFFF"/>
-            <w:vAlign w:val="center"/>
-          </w:tcPr>
-          <w:p>
-            <w:pPr>
-              <w:jc w:val="center"/>
-            </w:pPr>
-            <w:r>
-              <w:rPr>
-                <w:sz w:val="15"/>
-                <w:color w:val="CBD5E0"/>
-              </w:rPr>
-              <w:t/>
-            </w:r>
-          </w:p>
-        </w:tc>
-        <w:tc>
-          <w:tcPr>
-            <w:tcW w:w="1533" w:type="dxa"/>
-            <w:shd w:val="clear" w:color="auto" w:fill="FFFFFF"/>
-            <w:vAlign w:val="center"/>
-          </w:tcPr>
-          <w:p>
-            <w:pPr>
-              <w:jc w:val="center"/>
-            </w:pPr>
-            <w:r>
-              <w:rPr>
-                <w:sz w:val="15"/>
-                <w:color w:val="CBD5E0"/>
-              </w:rPr>
-              <w:t/>
+            <w:shd w:val="clear" w:color="auto" w:fill="F3F4F6"/>
+            <w:vAlign w:val="center"/>
+          </w:tcPr>
+          <w:p>
+            <w:r>
+              <w:rPr>
+                <w:rFonts w:ascii="Calibri" w:hAnsi="Calibri"/>
+                <w:b w:val="0"/>
+                <w:sz w:val="20"/>
+              </w:rPr>
+            </w:r>
+          </w:p>
+        </w:tc>
+        <w:tc>
+          <w:tcPr>
+            <w:tcW w:w="1533" w:type="dxa"/>
+            <w:shd w:val="clear" w:color="auto" w:fill="FFFFFF"/>
+            <w:vAlign w:val="center"/>
+          </w:tcPr>
+          <w:p>
+            <w:r>
+              <w:rPr>
+                <w:rFonts w:ascii="Calibri" w:hAnsi="Calibri"/>
+                <w:b w:val="0"/>
+                <w:sz w:val="20"/>
+              </w:rPr>
+            </w:r>
+          </w:p>
+        </w:tc>
+        <w:tc>
+          <w:tcPr>
+            <w:tcW w:w="1533" w:type="dxa"/>
+            <w:shd w:val="clear" w:color="auto" w:fill="FFFFFF"/>
+            <w:vAlign w:val="center"/>
+          </w:tcPr>
+          <w:p>
+            <w:r>
+              <w:rPr>
+                <w:rFonts w:ascii="Calibri" w:hAnsi="Calibri"/>
+                <w:b w:val="0"/>
+                <w:sz w:val="20"/>
+              </w:rPr>
             </w:r>
           </w:p>
         </w:tc>
         <w:tc>
           <w:tcPr>
             <w:tcW w:w="1600" w:type="dxa"/>
-            <w:shd w:val="clear" w:color="auto" w:fill="FFFFF0"/>
-            <w:vAlign w:val="center"/>
-          </w:tcPr>
-          <w:p>
-            <w:pPr>
-              <w:jc w:val="center"/>
-            </w:pPr>
-            <w:r>
-              <w:rPr>
-                <w:sz w:val="15"/>
-                <w:color w:val="A0AEC0"/>
-              </w:rPr>
-              <w:t>Lunch / Prayer</w:t>
-            </w:r>
-          </w:p>
-        </w:tc>
-        <w:tc>
-          <w:tcPr>
-            <w:tcW w:w="1533" w:type="dxa"/>
-            <w:shd w:val="clear" w:color="auto" w:fill="FFFFFF"/>
-            <w:vAlign w:val="center"/>
-          </w:tcPr>
-          <w:p>
-            <w:pPr>
-              <w:jc w:val="center"/>
-            </w:pPr>
-            <w:r>
-              <w:rPr>
-                <w:sz w:val="15"/>
-                <w:color w:val="CBD5E0"/>
-              </w:rPr>
-              <w:t/>
+            <w:shd w:val="clear" w:color="auto" w:fill="F3F4F6"/>
+            <w:vAlign w:val="center"/>
+          </w:tcPr>
+          <w:p>
+            <w:r>
+              <w:rPr>
+                <w:rFonts w:ascii="Calibri" w:hAnsi="Calibri"/>
+                <w:b w:val="0"/>
+                <w:sz w:val="20"/>
+              </w:rPr>
+            </w:r>
+          </w:p>
+        </w:tc>
+        <w:tc>
+          <w:tcPr>
+            <w:tcW w:w="1533" w:type="dxa"/>
+            <w:shd w:val="clear" w:color="auto" w:fill="FFFFFF"/>
+            <w:vAlign w:val="center"/>
+          </w:tcPr>
+          <w:p>
+            <w:r>
+              <w:rPr>
+                <w:rFonts w:ascii="Calibri" w:hAnsi="Calibri"/>
+                <w:b w:val="0"/>
+                <w:sz w:val="20"/>
+              </w:rPr>
             </w:r>
           </w:p>
         </w:tc>
@@ -579,15 +423,12 @@
             <w:vAlign w:val="center"/>
           </w:tcPr>
           <w:p>
-            <w:pPr>
-              <w:jc w:val="center"/>
-            </w:pPr>
-            <w:r>
-              <w:rPr>
-                <w:sz w:val="15"/>
-                <w:color w:val="CBD5E0"/>
-              </w:rPr>
-              <w:t/>
+            <w:r>
+              <w:rPr>
+                <w:rFonts w:ascii="Calibri" w:hAnsi="Calibri"/>
+                <w:b w:val="0"/>
+                <w:sz w:val="20"/>
+              </w:rPr>
             </w:r>
           </w:p>
         </w:tc>
@@ -596,172 +437,145 @@
         <w:tc>
           <w:tcPr>
             <w:tcW w:w="1400" w:type="dxa"/>
-            <w:shd w:val="clear" w:color="auto" w:fill="F7FAFC"/>
-            <w:vAlign w:val="center"/>
-          </w:tcPr>
-          <w:p>
-            <w:pPr>
-              <w:jc w:val="center"/>
-            </w:pPr>
-            <w:r>
-              <w:rPr>
+            <w:shd w:val="clear" w:color="auto" w:fill="FFFFFF"/>
+            <w:vAlign w:val="center"/>
+          </w:tcPr>
+          <w:p>
+            <w:r>
+              <w:rPr>
+                <w:rFonts w:ascii="Calibri" w:hAnsi="Calibri"/>
                 <w:b/>
-                <w:sz w:val="18"/>
-                <w:color w:val="2D3748"/>
-              </w:rPr>
-              <w:t>Mon</w:t>
-            </w:r>
-          </w:p>
-        </w:tc>
-        <w:tc>
-          <w:tcPr>
-            <w:tcW w:w="1533" w:type="dxa"/>
-            <w:shd w:val="clear" w:color="auto" w:fill="FFFFFF"/>
-            <w:vAlign w:val="center"/>
-          </w:tcPr>
-          <w:p>
-            <w:pPr>
-              <w:jc w:val="center"/>
-            </w:pPr>
-            <w:r>
-              <w:rPr>
-                <w:sz w:val="15"/>
-                <w:color w:val="CBD5E0"/>
-              </w:rPr>
-              <w:t/>
-            </w:r>
-          </w:p>
-        </w:tc>
-        <w:tc>
-          <w:tcPr>
-            <w:tcW w:w="1533" w:type="dxa"/>
-            <w:shd w:val="clear" w:color="auto" w:fill="FFFFFF"/>
-            <w:vAlign w:val="center"/>
-          </w:tcPr>
-          <w:p>
-            <w:pPr>
-              <w:jc w:val="center"/>
-            </w:pPr>
-            <w:r>
-              <w:rPr>
-                <w:sz w:val="15"/>
-                <w:color w:val="CBD5E0"/>
-              </w:rPr>
-              <w:t/>
-            </w:r>
-          </w:p>
-        </w:tc>
-        <w:tc>
-          <w:tcPr>
-            <w:tcW w:w="1533" w:type="dxa"/>
-            <w:shd w:val="clear" w:color="auto" w:fill="FFFFFF"/>
-            <w:vAlign w:val="center"/>
-          </w:tcPr>
-          <w:p>
-            <w:pPr>
-              <w:jc w:val="center"/>
-            </w:pPr>
-            <w:r>
-              <w:rPr>
-                <w:sz w:val="15"/>
-                <w:color w:val="CBD5E0"/>
-              </w:rPr>
-              <w:t/>
+                <w:sz w:val="20"/>
+              </w:rPr>
+              <w:t>Monday</w:t>
+            </w:r>
+          </w:p>
+        </w:tc>
+        <w:tc>
+          <w:tcPr>
+            <w:tcW w:w="1533" w:type="dxa"/>
+            <w:shd w:val="clear" w:color="auto" w:fill="FFFFFF"/>
+            <w:vAlign w:val="center"/>
+          </w:tcPr>
+          <w:p>
+            <w:r>
+              <w:rPr>
+                <w:rFonts w:ascii="Calibri" w:hAnsi="Calibri"/>
+                <w:b w:val="0"/>
+                <w:sz w:val="20"/>
+              </w:rPr>
+            </w:r>
+          </w:p>
+        </w:tc>
+        <w:tc>
+          <w:tcPr>
+            <w:tcW w:w="1533" w:type="dxa"/>
+            <w:shd w:val="clear" w:color="auto" w:fill="FFFFFF"/>
+            <w:vAlign w:val="center"/>
+          </w:tcPr>
+          <w:p>
+            <w:r>
+              <w:rPr>
+                <w:rFonts w:ascii="Calibri" w:hAnsi="Calibri"/>
+                <w:b w:val="0"/>
+                <w:sz w:val="20"/>
+              </w:rPr>
+            </w:r>
+          </w:p>
+        </w:tc>
+        <w:tc>
+          <w:tcPr>
+            <w:tcW w:w="1533" w:type="dxa"/>
+            <w:shd w:val="clear" w:color="auto" w:fill="FFFFFF"/>
+            <w:vAlign w:val="center"/>
+          </w:tcPr>
+          <w:p>
+            <w:r>
+              <w:rPr>
+                <w:rFonts w:ascii="Calibri" w:hAnsi="Calibri"/>
+                <w:b w:val="0"/>
+                <w:sz w:val="20"/>
+              </w:rPr>
             </w:r>
           </w:p>
         </w:tc>
         <w:tc>
           <w:tcPr>
             <w:tcW w:w="1200" w:type="dxa"/>
-            <w:shd w:val="clear" w:color="auto" w:fill="FFFFF0"/>
-            <w:vAlign w:val="center"/>
-          </w:tcPr>
-          <w:p>
-            <w:pPr>
-              <w:jc w:val="center"/>
-            </w:pPr>
-            <w:r>
-              <w:rPr>
-                <w:sz w:val="15"/>
-                <w:color w:val="A0AEC0"/>
-              </w:rPr>
-              <w:t>Tea Break</w:t>
-            </w:r>
-          </w:p>
-        </w:tc>
-        <w:tc>
-          <w:tcPr>
-            <w:tcW w:w="1533" w:type="dxa"/>
-            <w:shd w:val="clear" w:color="auto" w:fill="FFFFFF"/>
-            <w:vAlign w:val="center"/>
-          </w:tcPr>
-          <w:p>
-            <w:pPr>
-              <w:jc w:val="center"/>
-            </w:pPr>
-            <w:r>
-              <w:rPr>
-                <w:sz w:val="15"/>
-                <w:color w:val="CBD5E0"/>
-              </w:rPr>
-              <w:t/>
-            </w:r>
-          </w:p>
-        </w:tc>
-        <w:tc>
-          <w:tcPr>
-            <w:tcW w:w="1533" w:type="dxa"/>
-            <w:shd w:val="clear" w:color="auto" w:fill="FFFFFF"/>
-            <w:vAlign w:val="center"/>
-          </w:tcPr>
-          <w:p>
-            <w:pPr>
-              <w:jc w:val="center"/>
-            </w:pPr>
-            <w:r>
-              <w:rPr>
-                <w:sz w:val="15"/>
-                <w:color w:val="CBD5E0"/>
-              </w:rPr>
-              <w:t/>
+            <w:shd w:val="clear" w:color="auto" w:fill="F3F4F6"/>
+            <w:vAlign w:val="center"/>
+          </w:tcPr>
+          <w:p>
+            <w:r>
+              <w:rPr>
+                <w:rFonts w:ascii="Calibri" w:hAnsi="Calibri"/>
+                <w:b w:val="0"/>
+                <w:sz w:val="20"/>
+              </w:rPr>
+            </w:r>
+          </w:p>
+        </w:tc>
+        <w:tc>
+          <w:tcPr>
+            <w:tcW w:w="1533" w:type="dxa"/>
+            <w:shd w:val="clear" w:color="auto" w:fill="FFFFFF"/>
+            <w:vAlign w:val="center"/>
+          </w:tcPr>
+          <w:p>
+            <w:r>
+              <w:rPr>
+                <w:rFonts w:ascii="Calibri" w:hAnsi="Calibri"/>
+                <w:b w:val="0"/>
+                <w:sz w:val="20"/>
+              </w:rPr>
+            </w:r>
+          </w:p>
+        </w:tc>
+        <w:tc>
+          <w:tcPr>
+            <w:tcW w:w="1533" w:type="dxa"/>
+            <w:shd w:val="clear" w:color="auto" w:fill="FFFFFF"/>
+            <w:vAlign w:val="center"/>
+          </w:tcPr>
+          <w:p>
+            <w:r>
+              <w:rPr>
+                <w:rFonts w:ascii="Calibri" w:hAnsi="Calibri"/>
+                <w:b w:val="0"/>
+                <w:sz w:val="20"/>
+              </w:rPr>
             </w:r>
           </w:p>
         </w:tc>
         <w:tc>
           <w:tcPr>
             <w:tcW w:w="1600" w:type="dxa"/>
-            <w:shd w:val="clear" w:color="auto" w:fill="FFFFF0"/>
-            <w:vAlign w:val="center"/>
-          </w:tcPr>
-          <w:p>
-            <w:pPr>
-              <w:jc w:val="center"/>
-            </w:pPr>
-            <w:r>
-              <w:rPr>
-                <w:sz w:val="15"/>
-                <w:color w:val="A0AEC0"/>
-              </w:rPr>
-              <w:t>Lunch / Prayer</w:t>
-            </w:r>
-          </w:p>
-        </w:tc>
-        <w:tc>
-          <w:tcPr>
-            <w:tcW w:w="1533" w:type="dxa"/>
-            <w:shd w:val="clear" w:color="auto" w:fill="FFFFFF"/>
-            <w:vAlign w:val="center"/>
-          </w:tcPr>
-          <w:p>
-            <w:pPr>
-              <w:jc w:val="center"/>
-            </w:pPr>
-            <w:r>
-              <w:rPr>
-                <w:sz w:val="15"/>
-                <w:color w:val="CBD5E0"/>
-              </w:rPr>
-              <w:t/>
+            <w:shd w:val="clear" w:color="auto" w:fill="F3F4F6"/>
+            <w:vAlign w:val="center"/>
+          </w:tcPr>
+          <w:p>
+            <w:r>
+              <w:rPr>
+                <w:rFonts w:ascii="Calibri" w:hAnsi="Calibri"/>
+                <w:b w:val="0"/>
+                <w:sz w:val="20"/>
+              </w:rPr>
+            </w:r>
+          </w:p>
+        </w:tc>
+        <w:tc>
+          <w:tcPr>
+            <w:tcW w:w="1533" w:type="dxa"/>
+            <w:shd w:val="clear" w:color="auto" w:fill="FFFFFF"/>
+            <w:vAlign w:val="center"/>
+          </w:tcPr>
+          <w:p>
+            <w:r>
+              <w:rPr>
+                <w:rFonts w:ascii="Calibri" w:hAnsi="Calibri"/>
+                <w:b w:val="0"/>
+                <w:sz w:val="20"/>
+              </w:rPr>
             </w:r>
           </w:p>
         </w:tc>
@@ -772,15 +586,12 @@
             <w:vAlign w:val="center"/>
           </w:tcPr>
           <w:p>
-            <w:pPr>
-              <w:jc w:val="center"/>
-            </w:pPr>
-            <w:r>
-              <w:rPr>
-                <w:sz w:val="15"/>
-                <w:color w:val="CBD5E0"/>
-              </w:rPr>
-              <w:t/>
+            <w:r>
+              <w:rPr>
+                <w:rFonts w:ascii="Calibri" w:hAnsi="Calibri"/>
+                <w:b w:val="0"/>
+                <w:sz w:val="20"/>
+              </w:rPr>
             </w:r>
           </w:p>
         </w:tc>
@@ -789,172 +600,145 @@
         <w:tc>
           <w:tcPr>
             <w:tcW w:w="1400" w:type="dxa"/>
-            <w:shd w:val="clear" w:color="auto" w:fill="F7FAFC"/>
-            <w:vAlign w:val="center"/>
-          </w:tcPr>
-          <w:p>
-            <w:pPr>
-              <w:jc w:val="center"/>
-            </w:pPr>
-            <w:r>
-              <w:rPr>
+            <w:shd w:val="clear" w:color="auto" w:fill="FFFFFF"/>
+            <w:vAlign w:val="center"/>
+          </w:tcPr>
+          <w:p>
+            <w:r>
+              <w:rPr>
+                <w:rFonts w:ascii="Calibri" w:hAnsi="Calibri"/>
                 <w:b/>
-                <w:sz w:val="18"/>
-                <w:color w:val="2D3748"/>
-              </w:rPr>
-              <w:t>Tue</w:t>
-            </w:r>
-          </w:p>
-        </w:tc>
-        <w:tc>
-          <w:tcPr>
-            <w:tcW w:w="1533" w:type="dxa"/>
-            <w:shd w:val="clear" w:color="auto" w:fill="FFFFFF"/>
-            <w:vAlign w:val="center"/>
-          </w:tcPr>
-          <w:p>
-            <w:pPr>
-              <w:jc w:val="center"/>
-            </w:pPr>
-            <w:r>
-              <w:rPr>
-                <w:sz w:val="15"/>
-                <w:color w:val="CBD5E0"/>
-              </w:rPr>
-              <w:t/>
-            </w:r>
-          </w:p>
-        </w:tc>
-        <w:tc>
-          <w:tcPr>
-            <w:tcW w:w="1533" w:type="dxa"/>
-            <w:shd w:val="clear" w:color="auto" w:fill="FFFFFF"/>
-            <w:vAlign w:val="center"/>
-          </w:tcPr>
-          <w:p>
-            <w:pPr>
-              <w:jc w:val="center"/>
-            </w:pPr>
-            <w:r>
-              <w:rPr>
-                <w:sz w:val="15"/>
-                <w:color w:val="CBD5E0"/>
-              </w:rPr>
-              <w:t/>
-            </w:r>
-          </w:p>
-        </w:tc>
-        <w:tc>
-          <w:tcPr>
-            <w:tcW w:w="1533" w:type="dxa"/>
-            <w:shd w:val="clear" w:color="auto" w:fill="FFFFFF"/>
-            <w:vAlign w:val="center"/>
-          </w:tcPr>
-          <w:p>
-            <w:pPr>
-              <w:jc w:val="center"/>
-            </w:pPr>
-            <w:r>
-              <w:rPr>
-                <w:sz w:val="15"/>
-                <w:color w:val="CBD5E0"/>
-              </w:rPr>
-              <w:t/>
+                <w:sz w:val="20"/>
+              </w:rPr>
+              <w:t>Tuesday</w:t>
+            </w:r>
+          </w:p>
+        </w:tc>
+        <w:tc>
+          <w:tcPr>
+            <w:tcW w:w="1533" w:type="dxa"/>
+            <w:shd w:val="clear" w:color="auto" w:fill="FFFFFF"/>
+            <w:vAlign w:val="center"/>
+          </w:tcPr>
+          <w:p>
+            <w:r>
+              <w:rPr>
+                <w:rFonts w:ascii="Calibri" w:hAnsi="Calibri"/>
+                <w:b w:val="0"/>
+                <w:sz w:val="20"/>
+              </w:rPr>
+            </w:r>
+          </w:p>
+        </w:tc>
+        <w:tc>
+          <w:tcPr>
+            <w:tcW w:w="1533" w:type="dxa"/>
+            <w:shd w:val="clear" w:color="auto" w:fill="FFFFFF"/>
+            <w:vAlign w:val="center"/>
+          </w:tcPr>
+          <w:p>
+            <w:r>
+              <w:rPr>
+                <w:rFonts w:ascii="Calibri" w:hAnsi="Calibri"/>
+                <w:b w:val="0"/>
+                <w:sz w:val="20"/>
+              </w:rPr>
+            </w:r>
+          </w:p>
+        </w:tc>
+        <w:tc>
+          <w:tcPr>
+            <w:tcW w:w="1533" w:type="dxa"/>
+            <w:shd w:val="clear" w:color="auto" w:fill="FFFFFF"/>
+            <w:vAlign w:val="center"/>
+          </w:tcPr>
+          <w:p>
+            <w:r>
+              <w:rPr>
+                <w:rFonts w:ascii="Calibri" w:hAnsi="Calibri"/>
+                <w:b w:val="0"/>
+                <w:sz w:val="20"/>
+              </w:rPr>
             </w:r>
           </w:p>
         </w:tc>
         <w:tc>
           <w:tcPr>
             <w:tcW w:w="1200" w:type="dxa"/>
-            <w:shd w:val="clear" w:color="auto" w:fill="FFFFF0"/>
-            <w:vAlign w:val="center"/>
-          </w:tcPr>
-          <w:p>
-            <w:pPr>
-              <w:jc w:val="center"/>
-            </w:pPr>
-            <w:r>
-              <w:rPr>
-                <w:sz w:val="15"/>
-                <w:color w:val="A0AEC0"/>
-              </w:rPr>
-              <w:t>Tea Break</w:t>
-            </w:r>
-          </w:p>
-        </w:tc>
-        <w:tc>
-          <w:tcPr>
-            <w:tcW w:w="1533" w:type="dxa"/>
-            <w:shd w:val="clear" w:color="auto" w:fill="FFFFFF"/>
-            <w:vAlign w:val="center"/>
-          </w:tcPr>
-          <w:p>
-            <w:pPr>
-              <w:jc w:val="center"/>
-            </w:pPr>
-            <w:r>
-              <w:rPr>
-                <w:sz w:val="15"/>
-                <w:color w:val="CBD5E0"/>
-              </w:rPr>
-              <w:t/>
-            </w:r>
-          </w:p>
-        </w:tc>
-        <w:tc>
-          <w:tcPr>
-            <w:tcW w:w="1533" w:type="dxa"/>
-            <w:shd w:val="clear" w:color="auto" w:fill="FFFFFF"/>
-            <w:vAlign w:val="center"/>
-          </w:tcPr>
-          <w:p>
-            <w:pPr>
-              <w:jc w:val="center"/>
-            </w:pPr>
-            <w:r>
-              <w:rPr>
-                <w:sz w:val="15"/>
-                <w:color w:val="CBD5E0"/>
-              </w:rPr>
-              <w:t/>
+            <w:shd w:val="clear" w:color="auto" w:fill="F3F4F6"/>
+            <w:vAlign w:val="center"/>
+          </w:tcPr>
+          <w:p>
+            <w:r>
+              <w:rPr>
+                <w:rFonts w:ascii="Calibri" w:hAnsi="Calibri"/>
+                <w:b w:val="0"/>
+                <w:sz w:val="20"/>
+              </w:rPr>
+            </w:r>
+          </w:p>
+        </w:tc>
+        <w:tc>
+          <w:tcPr>
+            <w:tcW w:w="1533" w:type="dxa"/>
+            <w:shd w:val="clear" w:color="auto" w:fill="FFFFFF"/>
+            <w:vAlign w:val="center"/>
+          </w:tcPr>
+          <w:p>
+            <w:r>
+              <w:rPr>
+                <w:rFonts w:ascii="Calibri" w:hAnsi="Calibri"/>
+                <w:b w:val="0"/>
+                <w:sz w:val="20"/>
+              </w:rPr>
+            </w:r>
+          </w:p>
+        </w:tc>
+        <w:tc>
+          <w:tcPr>
+            <w:tcW w:w="1533" w:type="dxa"/>
+            <w:shd w:val="clear" w:color="auto" w:fill="FFFFFF"/>
+            <w:vAlign w:val="center"/>
+          </w:tcPr>
+          <w:p>
+            <w:r>
+              <w:rPr>
+                <w:rFonts w:ascii="Calibri" w:hAnsi="Calibri"/>
+                <w:b w:val="0"/>
+                <w:sz w:val="20"/>
+              </w:rPr>
             </w:r>
           </w:p>
         </w:tc>
         <w:tc>
           <w:tcPr>
             <w:tcW w:w="1600" w:type="dxa"/>
-            <w:shd w:val="clear" w:color="auto" w:fill="FFFFF0"/>
-            <w:vAlign w:val="center"/>
-          </w:tcPr>
-          <w:p>
-            <w:pPr>
-              <w:jc w:val="center"/>
-            </w:pPr>
-            <w:r>
-              <w:rPr>
-                <w:sz w:val="15"/>
-                <w:color w:val="A0AEC0"/>
-              </w:rPr>
-              <w:t>Lunch / Prayer</w:t>
-            </w:r>
-          </w:p>
-        </w:tc>
-        <w:tc>
-          <w:tcPr>
-            <w:tcW w:w="1533" w:type="dxa"/>
-            <w:shd w:val="clear" w:color="auto" w:fill="FFFFFF"/>
-            <w:vAlign w:val="center"/>
-          </w:tcPr>
-          <w:p>
-            <w:pPr>
-              <w:jc w:val="center"/>
-            </w:pPr>
-            <w:r>
-              <w:rPr>
-                <w:sz w:val="15"/>
-                <w:color w:val="CBD5E0"/>
-              </w:rPr>
-              <w:t/>
+            <w:shd w:val="clear" w:color="auto" w:fill="F3F4F6"/>
+            <w:vAlign w:val="center"/>
+          </w:tcPr>
+          <w:p>
+            <w:r>
+              <w:rPr>
+                <w:rFonts w:ascii="Calibri" w:hAnsi="Calibri"/>
+                <w:b w:val="0"/>
+                <w:sz w:val="20"/>
+              </w:rPr>
+            </w:r>
+          </w:p>
+        </w:tc>
+        <w:tc>
+          <w:tcPr>
+            <w:tcW w:w="1533" w:type="dxa"/>
+            <w:shd w:val="clear" w:color="auto" w:fill="FFFFFF"/>
+            <w:vAlign w:val="center"/>
+          </w:tcPr>
+          <w:p>
+            <w:r>
+              <w:rPr>
+                <w:rFonts w:ascii="Calibri" w:hAnsi="Calibri"/>
+                <w:b w:val="0"/>
+                <w:sz w:val="20"/>
+              </w:rPr>
             </w:r>
           </w:p>
         </w:tc>
@@ -965,15 +749,12 @@
             <w:vAlign w:val="center"/>
           </w:tcPr>
           <w:p>
-            <w:pPr>
-              <w:jc w:val="center"/>
-            </w:pPr>
-            <w:r>
-              <w:rPr>
-                <w:sz w:val="15"/>
-                <w:color w:val="CBD5E0"/>
-              </w:rPr>
-              <w:t/>
+            <w:r>
+              <w:rPr>
+                <w:rFonts w:ascii="Calibri" w:hAnsi="Calibri"/>
+                <w:b w:val="0"/>
+                <w:sz w:val="20"/>
+              </w:rPr>
             </w:r>
           </w:p>
         </w:tc>
@@ -982,172 +763,145 @@
         <w:tc>
           <w:tcPr>
             <w:tcW w:w="1400" w:type="dxa"/>
-            <w:shd w:val="clear" w:color="auto" w:fill="F7FAFC"/>
-            <w:vAlign w:val="center"/>
-          </w:tcPr>
-          <w:p>
-            <w:pPr>
-              <w:jc w:val="center"/>
-            </w:pPr>
-            <w:r>
-              <w:rPr>
+            <w:shd w:val="clear" w:color="auto" w:fill="FFFFFF"/>
+            <w:vAlign w:val="center"/>
+          </w:tcPr>
+          <w:p>
+            <w:r>
+              <w:rPr>
+                <w:rFonts w:ascii="Calibri" w:hAnsi="Calibri"/>
                 <w:b/>
-                <w:sz w:val="18"/>
-                <w:color w:val="2D3748"/>
-              </w:rPr>
-              <w:t>Wed</w:t>
-            </w:r>
-          </w:p>
-        </w:tc>
-        <w:tc>
-          <w:tcPr>
-            <w:tcW w:w="1533" w:type="dxa"/>
-            <w:shd w:val="clear" w:color="auto" w:fill="FFFFFF"/>
-            <w:vAlign w:val="center"/>
-          </w:tcPr>
-          <w:p>
-            <w:pPr>
-              <w:jc w:val="center"/>
-            </w:pPr>
-            <w:r>
-              <w:rPr>
-                <w:sz w:val="15"/>
-                <w:color w:val="CBD5E0"/>
-              </w:rPr>
-              <w:t/>
-            </w:r>
-          </w:p>
-        </w:tc>
-        <w:tc>
-          <w:tcPr>
-            <w:tcW w:w="1533" w:type="dxa"/>
-            <w:shd w:val="clear" w:color="auto" w:fill="FFFFFF"/>
-            <w:vAlign w:val="center"/>
-          </w:tcPr>
-          <w:p>
-            <w:pPr>
-              <w:jc w:val="center"/>
-            </w:pPr>
-            <w:r>
-              <w:rPr>
-                <w:sz w:val="15"/>
-                <w:color w:val="CBD5E0"/>
-              </w:rPr>
-              <w:t/>
-            </w:r>
-          </w:p>
-        </w:tc>
-        <w:tc>
-          <w:tcPr>
-            <w:tcW w:w="1533" w:type="dxa"/>
-            <w:shd w:val="clear" w:color="auto" w:fill="FFFFFF"/>
-            <w:vAlign w:val="center"/>
-          </w:tcPr>
-          <w:p>
-            <w:pPr>
-              <w:jc w:val="center"/>
-            </w:pPr>
-            <w:r>
-              <w:rPr>
-                <w:sz w:val="15"/>
-                <w:color w:val="CBD5E0"/>
-              </w:rPr>
-              <w:t/>
+                <w:sz w:val="20"/>
+              </w:rPr>
+              <w:t>Wednesday</w:t>
+            </w:r>
+          </w:p>
+        </w:tc>
+        <w:tc>
+          <w:tcPr>
+            <w:tcW w:w="1533" w:type="dxa"/>
+            <w:shd w:val="clear" w:color="auto" w:fill="FFFFFF"/>
+            <w:vAlign w:val="center"/>
+          </w:tcPr>
+          <w:p>
+            <w:r>
+              <w:rPr>
+                <w:rFonts w:ascii="Calibri" w:hAnsi="Calibri"/>
+                <w:b w:val="0"/>
+                <w:sz w:val="20"/>
+              </w:rPr>
+            </w:r>
+          </w:p>
+        </w:tc>
+        <w:tc>
+          <w:tcPr>
+            <w:tcW w:w="1533" w:type="dxa"/>
+            <w:shd w:val="clear" w:color="auto" w:fill="FFFFFF"/>
+            <w:vAlign w:val="center"/>
+          </w:tcPr>
+          <w:p>
+            <w:r>
+              <w:rPr>
+                <w:rFonts w:ascii="Calibri" w:hAnsi="Calibri"/>
+                <w:b w:val="0"/>
+                <w:sz w:val="20"/>
+              </w:rPr>
+            </w:r>
+          </w:p>
+        </w:tc>
+        <w:tc>
+          <w:tcPr>
+            <w:tcW w:w="1533" w:type="dxa"/>
+            <w:shd w:val="clear" w:color="auto" w:fill="FFFFFF"/>
+            <w:vAlign w:val="center"/>
+          </w:tcPr>
+          <w:p>
+            <w:r>
+              <w:rPr>
+                <w:rFonts w:ascii="Calibri" w:hAnsi="Calibri"/>
+                <w:b w:val="0"/>
+                <w:sz w:val="20"/>
+              </w:rPr>
             </w:r>
           </w:p>
         </w:tc>
         <w:tc>
           <w:tcPr>
             <w:tcW w:w="1200" w:type="dxa"/>
-            <w:shd w:val="clear" w:color="auto" w:fill="FFFFF0"/>
-            <w:vAlign w:val="center"/>
-          </w:tcPr>
-          <w:p>
-            <w:pPr>
-              <w:jc w:val="center"/>
-            </w:pPr>
-            <w:r>
-              <w:rPr>
-                <w:sz w:val="15"/>
-                <w:color w:val="A0AEC0"/>
-              </w:rPr>
-              <w:t>Tea Break</w:t>
-            </w:r>
-          </w:p>
-        </w:tc>
-        <w:tc>
-          <w:tcPr>
-            <w:tcW w:w="1533" w:type="dxa"/>
-            <w:shd w:val="clear" w:color="auto" w:fill="FFFFFF"/>
-            <w:vAlign w:val="center"/>
-          </w:tcPr>
-          <w:p>
-            <w:pPr>
-              <w:jc w:val="center"/>
-            </w:pPr>
-            <w:r>
-              <w:rPr>
-                <w:sz w:val="15"/>
-                <w:color w:val="CBD5E0"/>
-              </w:rPr>
-              <w:t/>
-            </w:r>
-          </w:p>
-        </w:tc>
-        <w:tc>
-          <w:tcPr>
-            <w:tcW w:w="1533" w:type="dxa"/>
-            <w:shd w:val="clear" w:color="auto" w:fill="FFFFFF"/>
-            <w:vAlign w:val="center"/>
-          </w:tcPr>
-          <w:p>
-            <w:pPr>
-              <w:jc w:val="center"/>
-            </w:pPr>
-            <w:r>
-              <w:rPr>
-                <w:sz w:val="15"/>
-                <w:color w:val="CBD5E0"/>
-              </w:rPr>
-              <w:t/>
+            <w:shd w:val="clear" w:color="auto" w:fill="F3F4F6"/>
+            <w:vAlign w:val="center"/>
+          </w:tcPr>
+          <w:p>
+            <w:r>
+              <w:rPr>
+                <w:rFonts w:ascii="Calibri" w:hAnsi="Calibri"/>
+                <w:b w:val="0"/>
+                <w:sz w:val="20"/>
+              </w:rPr>
+            </w:r>
+          </w:p>
+        </w:tc>
+        <w:tc>
+          <w:tcPr>
+            <w:tcW w:w="1533" w:type="dxa"/>
+            <w:shd w:val="clear" w:color="auto" w:fill="FFFFFF"/>
+            <w:vAlign w:val="center"/>
+          </w:tcPr>
+          <w:p>
+            <w:r>
+              <w:rPr>
+                <w:rFonts w:ascii="Calibri" w:hAnsi="Calibri"/>
+                <w:b w:val="0"/>
+                <w:sz w:val="20"/>
+              </w:rPr>
+            </w:r>
+          </w:p>
+        </w:tc>
+        <w:tc>
+          <w:tcPr>
+            <w:tcW w:w="1533" w:type="dxa"/>
+            <w:shd w:val="clear" w:color="auto" w:fill="FFFFFF"/>
+            <w:vAlign w:val="center"/>
+          </w:tcPr>
+          <w:p>
+            <w:r>
+              <w:rPr>
+                <w:rFonts w:ascii="Calibri" w:hAnsi="Calibri"/>
+                <w:b w:val="0"/>
+                <w:sz w:val="20"/>
+              </w:rPr>
             </w:r>
           </w:p>
         </w:tc>
         <w:tc>
           <w:tcPr>
             <w:tcW w:w="1600" w:type="dxa"/>
-            <w:shd w:val="clear" w:color="auto" w:fill="FFFFF0"/>
-            <w:vAlign w:val="center"/>
-          </w:tcPr>
-          <w:p>
-            <w:pPr>
-              <w:jc w:val="center"/>
-            </w:pPr>
-            <w:r>
-              <w:rPr>
-                <w:sz w:val="15"/>
-                <w:color w:val="A0AEC0"/>
-              </w:rPr>
-              <w:t>Lunch / Prayer</w:t>
-            </w:r>
-          </w:p>
-        </w:tc>
-        <w:tc>
-          <w:tcPr>
-            <w:tcW w:w="1533" w:type="dxa"/>
-            <w:shd w:val="clear" w:color="auto" w:fill="FFFFFF"/>
-            <w:vAlign w:val="center"/>
-          </w:tcPr>
-          <w:p>
-            <w:pPr>
-              <w:jc w:val="center"/>
-            </w:pPr>
-            <w:r>
-              <w:rPr>
-                <w:sz w:val="15"/>
-                <w:color w:val="CBD5E0"/>
-              </w:rPr>
-              <w:t/>
+            <w:shd w:val="clear" w:color="auto" w:fill="F3F4F6"/>
+            <w:vAlign w:val="center"/>
+          </w:tcPr>
+          <w:p>
+            <w:r>
+              <w:rPr>
+                <w:rFonts w:ascii="Calibri" w:hAnsi="Calibri"/>
+                <w:b w:val="0"/>
+                <w:sz w:val="20"/>
+              </w:rPr>
+            </w:r>
+          </w:p>
+        </w:tc>
+        <w:tc>
+          <w:tcPr>
+            <w:tcW w:w="1533" w:type="dxa"/>
+            <w:shd w:val="clear" w:color="auto" w:fill="FFFFFF"/>
+            <w:vAlign w:val="center"/>
+          </w:tcPr>
+          <w:p>
+            <w:r>
+              <w:rPr>
+                <w:rFonts w:ascii="Calibri" w:hAnsi="Calibri"/>
+                <w:b w:val="0"/>
+                <w:sz w:val="20"/>
+              </w:rPr>
             </w:r>
           </w:p>
         </w:tc>
@@ -1158,15 +912,12 @@
             <w:vAlign w:val="center"/>
           </w:tcPr>
           <w:p>
-            <w:pPr>
-              <w:jc w:val="center"/>
-            </w:pPr>
-            <w:r>
-              <w:rPr>
-                <w:sz w:val="15"/>
-                <w:color w:val="CBD5E0"/>
-              </w:rPr>
-              <w:t/>
+            <w:r>
+              <w:rPr>
+                <w:rFonts w:ascii="Calibri" w:hAnsi="Calibri"/>
+                <w:b w:val="0"/>
+                <w:sz w:val="20"/>
+              </w:rPr>
             </w:r>
           </w:p>
         </w:tc>
@@ -1175,172 +926,145 @@
         <w:tc>
           <w:tcPr>
             <w:tcW w:w="1400" w:type="dxa"/>
-            <w:shd w:val="clear" w:color="auto" w:fill="F7FAFC"/>
-            <w:vAlign w:val="center"/>
-          </w:tcPr>
-          <w:p>
-            <w:pPr>
-              <w:jc w:val="center"/>
-            </w:pPr>
-            <w:r>
-              <w:rPr>
+            <w:shd w:val="clear" w:color="auto" w:fill="FFFFFF"/>
+            <w:vAlign w:val="center"/>
+          </w:tcPr>
+          <w:p>
+            <w:r>
+              <w:rPr>
+                <w:rFonts w:ascii="Calibri" w:hAnsi="Calibri"/>
                 <w:b/>
-                <w:sz w:val="18"/>
-                <w:color w:val="2D3748"/>
-              </w:rPr>
-              <w:t>Thu</w:t>
-            </w:r>
-          </w:p>
-        </w:tc>
-        <w:tc>
-          <w:tcPr>
-            <w:tcW w:w="1533" w:type="dxa"/>
-            <w:shd w:val="clear" w:color="auto" w:fill="FFFFFF"/>
-            <w:vAlign w:val="center"/>
-          </w:tcPr>
-          <w:p>
-            <w:pPr>
-              <w:jc w:val="center"/>
-            </w:pPr>
-            <w:r>
-              <w:rPr>
-                <w:sz w:val="15"/>
-                <w:color w:val="CBD5E0"/>
-              </w:rPr>
-              <w:t/>
-            </w:r>
-          </w:p>
-        </w:tc>
-        <w:tc>
-          <w:tcPr>
-            <w:tcW w:w="1533" w:type="dxa"/>
-            <w:shd w:val="clear" w:color="auto" w:fill="FFFFFF"/>
-            <w:vAlign w:val="center"/>
-          </w:tcPr>
-          <w:p>
-            <w:pPr>
-              <w:jc w:val="center"/>
-            </w:pPr>
-            <w:r>
-              <w:rPr>
-                <w:sz w:val="15"/>
-                <w:color w:val="CBD5E0"/>
-              </w:rPr>
-              <w:t/>
-            </w:r>
-          </w:p>
-        </w:tc>
-        <w:tc>
-          <w:tcPr>
-            <w:tcW w:w="1533" w:type="dxa"/>
-            <w:shd w:val="clear" w:color="auto" w:fill="FFFFFF"/>
-            <w:vAlign w:val="center"/>
-          </w:tcPr>
-          <w:p>
-            <w:pPr>
-              <w:jc w:val="center"/>
-            </w:pPr>
-            <w:r>
-              <w:rPr>
-                <w:sz w:val="15"/>
-                <w:color w:val="CBD5E0"/>
-              </w:rPr>
-              <w:t/>
+                <w:sz w:val="20"/>
+              </w:rPr>
+              <w:t>Thursday</w:t>
+            </w:r>
+          </w:p>
+        </w:tc>
+        <w:tc>
+          <w:tcPr>
+            <w:tcW w:w="1533" w:type="dxa"/>
+            <w:shd w:val="clear" w:color="auto" w:fill="FFFFFF"/>
+            <w:vAlign w:val="center"/>
+          </w:tcPr>
+          <w:p>
+            <w:r>
+              <w:rPr>
+                <w:rFonts w:ascii="Calibri" w:hAnsi="Calibri"/>
+                <w:b w:val="0"/>
+                <w:sz w:val="20"/>
+              </w:rPr>
+            </w:r>
+          </w:p>
+        </w:tc>
+        <w:tc>
+          <w:tcPr>
+            <w:tcW w:w="1533" w:type="dxa"/>
+            <w:shd w:val="clear" w:color="auto" w:fill="FFFFFF"/>
+            <w:vAlign w:val="center"/>
+          </w:tcPr>
+          <w:p>
+            <w:r>
+              <w:rPr>
+                <w:rFonts w:ascii="Calibri" w:hAnsi="Calibri"/>
+                <w:b w:val="0"/>
+                <w:sz w:val="20"/>
+              </w:rPr>
+            </w:r>
+          </w:p>
+        </w:tc>
+        <w:tc>
+          <w:tcPr>
+            <w:tcW w:w="1533" w:type="dxa"/>
+            <w:shd w:val="clear" w:color="auto" w:fill="FFFFFF"/>
+            <w:vAlign w:val="center"/>
+          </w:tcPr>
+          <w:p>
+            <w:r>
+              <w:rPr>
+                <w:rFonts w:ascii="Calibri" w:hAnsi="Calibri"/>
+                <w:b w:val="0"/>
+                <w:sz w:val="20"/>
+              </w:rPr>
             </w:r>
           </w:p>
         </w:tc>
         <w:tc>
           <w:tcPr>
             <w:tcW w:w="1200" w:type="dxa"/>
-            <w:shd w:val="clear" w:color="auto" w:fill="FFFFF0"/>
-            <w:vAlign w:val="center"/>
-          </w:tcPr>
-          <w:p>
-            <w:pPr>
-              <w:jc w:val="center"/>
-            </w:pPr>
-            <w:r>
-              <w:rPr>
-                <w:sz w:val="15"/>
-                <w:color w:val="A0AEC0"/>
-              </w:rPr>
-              <w:t>Tea Break</w:t>
-            </w:r>
-          </w:p>
-        </w:tc>
-        <w:tc>
-          <w:tcPr>
-            <w:tcW w:w="1533" w:type="dxa"/>
-            <w:shd w:val="clear" w:color="auto" w:fill="FFFFFF"/>
-            <w:vAlign w:val="center"/>
-          </w:tcPr>
-          <w:p>
-            <w:pPr>
-              <w:jc w:val="center"/>
-            </w:pPr>
-            <w:r>
-              <w:rPr>
-                <w:sz w:val="15"/>
-                <w:color w:val="CBD5E0"/>
-              </w:rPr>
-              <w:t/>
-            </w:r>
-          </w:p>
-        </w:tc>
-        <w:tc>
-          <w:tcPr>
-            <w:tcW w:w="1533" w:type="dxa"/>
-            <w:shd w:val="clear" w:color="auto" w:fill="FFFFFF"/>
-            <w:vAlign w:val="center"/>
-          </w:tcPr>
-          <w:p>
-            <w:pPr>
-              <w:jc w:val="center"/>
-            </w:pPr>
-            <w:r>
-              <w:rPr>
-                <w:sz w:val="15"/>
-                <w:color w:val="CBD5E0"/>
-              </w:rPr>
-              <w:t/>
+            <w:shd w:val="clear" w:color="auto" w:fill="F3F4F6"/>
+            <w:vAlign w:val="center"/>
+          </w:tcPr>
+          <w:p>
+            <w:r>
+              <w:rPr>
+                <w:rFonts w:ascii="Calibri" w:hAnsi="Calibri"/>
+                <w:b w:val="0"/>
+                <w:sz w:val="20"/>
+              </w:rPr>
+            </w:r>
+          </w:p>
+        </w:tc>
+        <w:tc>
+          <w:tcPr>
+            <w:tcW w:w="1533" w:type="dxa"/>
+            <w:shd w:val="clear" w:color="auto" w:fill="FFFFFF"/>
+            <w:vAlign w:val="center"/>
+          </w:tcPr>
+          <w:p>
+            <w:r>
+              <w:rPr>
+                <w:rFonts w:ascii="Calibri" w:hAnsi="Calibri"/>
+                <w:b w:val="0"/>
+                <w:sz w:val="20"/>
+              </w:rPr>
+            </w:r>
+          </w:p>
+        </w:tc>
+        <w:tc>
+          <w:tcPr>
+            <w:tcW w:w="1533" w:type="dxa"/>
+            <w:shd w:val="clear" w:color="auto" w:fill="FFFFFF"/>
+            <w:vAlign w:val="center"/>
+          </w:tcPr>
+          <w:p>
+            <w:r>
+              <w:rPr>
+                <w:rFonts w:ascii="Calibri" w:hAnsi="Calibri"/>
+                <w:b w:val="0"/>
+                <w:sz w:val="20"/>
+              </w:rPr>
             </w:r>
           </w:p>
         </w:tc>
         <w:tc>
           <w:tcPr>
             <w:tcW w:w="1600" w:type="dxa"/>
-            <w:shd w:val="clear" w:color="auto" w:fill="FFFFF0"/>
-            <w:vAlign w:val="center"/>
-          </w:tcPr>
-          <w:p>
-            <w:pPr>
-              <w:jc w:val="center"/>
-            </w:pPr>
-            <w:r>
-              <w:rPr>
-                <w:sz w:val="15"/>
-                <w:color w:val="A0AEC0"/>
-              </w:rPr>
-              <w:t>Lunch / Prayer</w:t>
-            </w:r>
-          </w:p>
-        </w:tc>
-        <w:tc>
-          <w:tcPr>
-            <w:tcW w:w="1533" w:type="dxa"/>
-            <w:shd w:val="clear" w:color="auto" w:fill="FFFFFF"/>
-            <w:vAlign w:val="center"/>
-          </w:tcPr>
-          <w:p>
-            <w:pPr>
-              <w:jc w:val="center"/>
-            </w:pPr>
-            <w:r>
-              <w:rPr>
-                <w:sz w:val="15"/>
-                <w:color w:val="CBD5E0"/>
-              </w:rPr>
-              <w:t/>
+            <w:shd w:val="clear" w:color="auto" w:fill="F3F4F6"/>
+            <w:vAlign w:val="center"/>
+          </w:tcPr>
+          <w:p>
+            <w:r>
+              <w:rPr>
+                <w:rFonts w:ascii="Calibri" w:hAnsi="Calibri"/>
+                <w:b w:val="0"/>
+                <w:sz w:val="20"/>
+              </w:rPr>
+            </w:r>
+          </w:p>
+        </w:tc>
+        <w:tc>
+          <w:tcPr>
+            <w:tcW w:w="1533" w:type="dxa"/>
+            <w:shd w:val="clear" w:color="auto" w:fill="FFFFFF"/>
+            <w:vAlign w:val="center"/>
+          </w:tcPr>
+          <w:p>
+            <w:r>
+              <w:rPr>
+                <w:rFonts w:ascii="Calibri" w:hAnsi="Calibri"/>
+                <w:b w:val="0"/>
+                <w:sz w:val="20"/>
+              </w:rPr>
             </w:r>
           </w:p>
         </w:tc>
@@ -1351,15 +1075,12 @@
             <w:vAlign w:val="center"/>
           </w:tcPr>
           <w:p>
-            <w:pPr>
-              <w:jc w:val="center"/>
-            </w:pPr>
-            <w:r>
-              <w:rPr>
-                <w:sz w:val="15"/>
-                <w:color w:val="CBD5E0"/>
-              </w:rPr>
-              <w:t/>
+            <w:r>
+              <w:rPr>
+                <w:rFonts w:ascii="Calibri" w:hAnsi="Calibri"/>
+                <w:b w:val="0"/>
+                <w:sz w:val="20"/>
+              </w:rPr>
             </w:r>
           </w:p>
         </w:tc>
@@ -1370,11 +1091,7 @@
         <w:spacing w:before="160" w:after="0"/>
       </w:pPr>
       <w:r>
-        <w:rPr>
-          <w:sz w:val="14"/>
-          <w:color w:val="A0AEC0"/>
-        </w:rPr>
-        <w:t>Note: This is an editable routine template. You can type directly into any cell, change courses, teachers, and timings in Microsoft Word.</w:t>
+        <w:t>Editable student template using the owner-provided periods; not an official departmental timetable. Only a course name is needed. Other details are optional. A lab may end at 16:00 or continue to 17:00. Adjust any day or time in Word as needed.</w:t>
       </w:r>
     </w:p>
     <w:sectPr>
